--- a/0031_day_of_guest/0031_day_of_guest.docx
+++ b/0031_day_of_guest/0031_day_of_guest.docx
@@ -2,13 +2,460 @@
 <file path=word/document.xml><?xml version="1.0" encoding="utf-8"?>
 <w:document xmlns:w="http://schemas.openxmlformats.org/wordprocessingml/2006/main" xmlns:m="http://schemas.openxmlformats.org/officeDocument/2006/math" xmlns:r="http://schemas.openxmlformats.org/officeDocument/2006/relationships" xmlns:o="urn:schemas-microsoft-com:office:office" xmlns:v="urn:schemas-microsoft-com:vml" xmlns:w10="urn:schemas-microsoft-com:office:word" xmlns:a="http://schemas.openxmlformats.org/drawingml/2006/main" xmlns:pic="http://schemas.openxmlformats.org/drawingml/2006/picture" xmlns:wp="http://schemas.openxmlformats.org/drawingml/2006/wordprocessingDrawing">
   <w:body>
-    <w:bookmarkStart w:id="47" w:name="Xd16c55247a653fc374dbc5251cc35a3824795df"/>
+    <w:bookmarkStart w:id="48" w:name="Xd16c55247a653fc374dbc5251cc35a3824795df"/>
     <w:p>
       <w:pPr>
         <w:pStyle w:val="Heading1"/>
       </w:pPr>
       <w:r>
         <w:t xml:space="preserve">Iteration 0031 — Day-of Guest Experience (Live Mode)</w:t>
+      </w:r>
+    </w:p>
+    <w:p>
+      <w:pPr>
+        <w:pStyle w:val="Heading2"/>
+      </w:pPr>
+      <w:bookmarkStart w:id="9" w:name="X15fe45fd35a3898cec2809a953f74255a18bbe7"/>
+      <w:r>
+        <w:t xml:space="preserve">WARNING: AS-BUILT CORRECTION — 2026-06-07 (reconciled to live site + origin/main @ 34347c3c)</w:t>
+      </w:r>
+      <w:bookmarkEnd w:id="9"/>
+    </w:p>
+    <w:p>
+      <w:pPr>
+        <w:pStyle w:val="BlockText"/>
+      </w:pPr>
+      <w:r>
+        <w:rPr>
+          <w:b/>
+          <w:bCs/>
+        </w:rPr>
+        <w:t xml:space="preserve">This spec is HISTORICAL.</w:t>
+      </w:r>
+      <w:r>
+        <w:t xml:space="preserve"> </w:t>
+      </w:r>
+      <w:r>
+        <w:t xml:space="preserve">Authoritative current state = the live site (www.setnayan.com) + shipped code +</w:t>
+      </w:r>
+      <w:r>
+        <w:t xml:space="preserve"> </w:t>
+      </w:r>
+      <w:r>
+        <w:rPr>
+          <w:rStyle w:val="VerbatimChar"/>
+        </w:rPr>
+        <w:t xml:space="preserve">AS_BUILT_GROUND_TRUTH_2026-06-07.md</w:t>
+      </w:r>
+      <w:r>
+        <w:t xml:space="preserve">. Deltas vs what actually shipped:</w:t>
+      </w:r>
+      <w:r>
+        <w:t xml:space="preserve"> </w:t>
+      </w:r>
+      <w:r>
+        <w:t xml:space="preserve">-</w:t>
+      </w:r>
+      <w:r>
+        <w:t xml:space="preserve"> </w:t>
+      </w:r>
+      <w:r>
+        <w:rPr>
+          <w:b/>
+          <w:bCs/>
+        </w:rPr>
+        <w:t xml:space="preserve">Mode router shipped, but simplified.</w:t>
+      </w:r>
+      <w:r>
+        <w:t xml:space="preserve"> </w:t>
+      </w:r>
+      <w:r>
+        <w:t xml:space="preserve">The public guest page (</w:t>
+      </w:r>
+      <w:r>
+        <w:rPr>
+          <w:rStyle w:val="VerbatimChar"/>
+        </w:rPr>
+        <w:t xml:space="preserve">app/[slug]/page.tsx</w:t>
+      </w:r>
+      <w:r>
+        <w:t xml:space="preserve">) uses</w:t>
+      </w:r>
+      <w:r>
+        <w:t xml:space="preserve"> </w:t>
+      </w:r>
+      <w:r>
+        <w:rPr>
+          <w:rStyle w:val="VerbatimChar"/>
+        </w:rPr>
+        <w:t xml:space="preserve">getDayOfPhase()</w:t>
+      </w:r>
+      <w:r>
+        <w:t xml:space="preserve"> </w:t>
+      </w:r>
+      <w:r>
+        <w:t xml:space="preserve">(</w:t>
+      </w:r>
+      <w:r>
+        <w:rPr>
+          <w:rStyle w:val="VerbatimChar"/>
+        </w:rPr>
+        <w:t xml:space="preserve">lib/day-of-mode.ts</w:t>
+      </w:r>
+      <w:r>
+        <w:t xml:space="preserve">) with a coarse phase set (</w:t>
+      </w:r>
+      <w:r>
+        <w:rPr>
+          <w:rStyle w:val="VerbatimChar"/>
+        </w:rPr>
+        <w:t xml:space="preserve">live</w:t>
+      </w:r>
+      <w:r>
+        <w:t xml:space="preserve"> </w:t>
+      </w:r>
+      <w:r>
+        <w:t xml:space="preserve">/</w:t>
+      </w:r>
+      <w:r>
+        <w:t xml:space="preserve"> </w:t>
+      </w:r>
+      <w:r>
+        <w:rPr>
+          <w:rStyle w:val="VerbatimChar"/>
+        </w:rPr>
+        <w:t xml:space="preserve">post</w:t>
+      </w:r>
+      <w:r>
+        <w:t xml:space="preserve"> </w:t>
+      </w:r>
+      <w:r>
+        <w:t xml:space="preserve">/ pre) surfacing a day-of badge on the landing page — NOT the full five-mode (</w:t>
+      </w:r>
+      <w:r>
+        <w:rPr>
+          <w:rStyle w:val="VerbatimChar"/>
+        </w:rPr>
+        <w:t xml:space="preserve">coming_soon</w:t>
+      </w:r>
+      <w:r>
+        <w:t xml:space="preserve">/</w:t>
+      </w:r>
+      <w:r>
+        <w:rPr>
+          <w:rStyle w:val="VerbatimChar"/>
+        </w:rPr>
+        <w:t xml:space="preserve">pre_event</w:t>
+      </w:r>
+      <w:r>
+        <w:t xml:space="preserve">/</w:t>
+      </w:r>
+      <w:r>
+        <w:rPr>
+          <w:rStyle w:val="VerbatimChar"/>
+        </w:rPr>
+        <w:t xml:space="preserve">live</w:t>
+      </w:r>
+      <w:r>
+        <w:t xml:space="preserve">/</w:t>
+      </w:r>
+      <w:r>
+        <w:rPr>
+          <w:rStyle w:val="VerbatimChar"/>
+        </w:rPr>
+        <w:t xml:space="preserve">recap</w:t>
+      </w:r>
+      <w:r>
+        <w:t xml:space="preserve">/</w:t>
+      </w:r>
+      <w:r>
+        <w:rPr>
+          <w:rStyle w:val="VerbatimChar"/>
+        </w:rPr>
+        <w:t xml:space="preserve">archive</w:t>
+      </w:r>
+      <w:r>
+        <w:t xml:space="preserve">) timezone-precise state machine with grace-period flicker prevention and</w:t>
+      </w:r>
+      <w:r>
+        <w:t xml:space="preserve"> </w:t>
+      </w:r>
+      <w:r>
+        <w:rPr>
+          <w:rStyle w:val="VerbatimChar"/>
+        </w:rPr>
+        <w:t xml:space="preserve">live_mode_override</w:t>
+      </w:r>
+      <w:r>
+        <w:t xml:space="preserve"> </w:t>
+      </w:r>
+      <w:r>
+        <w:t xml:space="preserve">enum spec’d in § 2.</w:t>
+      </w:r>
+      <w:r>
+        <w:t xml:space="preserve"> </w:t>
+      </w:r>
+      <w:r>
+        <w:t xml:space="preserve">-</w:t>
+      </w:r>
+      <w:r>
+        <w:t xml:space="preserve"> </w:t>
+      </w:r>
+      <w:r>
+        <w:rPr>
+          <w:b/>
+          <w:bCs/>
+        </w:rPr>
+        <w:t xml:space="preserve">Six-card LIVE surface exists as couple-dashboard components, not the spec’d full guest experience.</w:t>
+      </w:r>
+      <w:r>
+        <w:t xml:space="preserve"> </w:t>
+      </w:r>
+      <w:r>
+        <w:rPr>
+          <w:rStyle w:val="VerbatimChar"/>
+        </w:rPr>
+        <w:t xml:space="preserve">app/dashboard/[eventId]/_components/day-of-mode/</w:t>
+      </w:r>
+      <w:r>
+        <w:t xml:space="preserve"> </w:t>
+      </w:r>
+      <w:r>
+        <w:t xml:space="preserve">ships</w:t>
+      </w:r>
+      <w:r>
+        <w:t xml:space="preserve"> </w:t>
+      </w:r>
+      <w:r>
+        <w:rPr>
+          <w:rStyle w:val="VerbatimChar"/>
+        </w:rPr>
+        <w:t xml:space="preserve">whats-happening-card</w:t>
+      </w:r>
+      <w:r>
+        <w:t xml:space="preserve">,</w:t>
+      </w:r>
+      <w:r>
+        <w:t xml:space="preserve"> </w:t>
+      </w:r>
+      <w:r>
+        <w:rPr>
+          <w:rStyle w:val="VerbatimChar"/>
+        </w:rPr>
+        <w:t xml:space="preserve">your-table-card</w:t>
+      </w:r>
+      <w:r>
+        <w:t xml:space="preserve">,</w:t>
+      </w:r>
+      <w:r>
+        <w:t xml:space="preserve"> </w:t>
+      </w:r>
+      <w:r>
+        <w:rPr>
+          <w:rStyle w:val="VerbatimChar"/>
+        </w:rPr>
+        <w:t xml:space="preserve">live-photo-wall-card</w:t>
+      </w:r>
+      <w:r>
+        <w:t xml:space="preserve">,</w:t>
+      </w:r>
+      <w:r>
+        <w:t xml:space="preserve"> </w:t>
+      </w:r>
+      <w:r>
+        <w:rPr>
+          <w:rStyle w:val="VerbatimChar"/>
+        </w:rPr>
+        <w:t xml:space="preserve">video-guestbook-card</w:t>
+      </w:r>
+      <w:r>
+        <w:t xml:space="preserve">,</w:t>
+      </w:r>
+      <w:r>
+        <w:t xml:space="preserve"> </w:t>
+      </w:r>
+      <w:r>
+        <w:rPr>
+          <w:rStyle w:val="VerbatimChar"/>
+        </w:rPr>
+        <w:t xml:space="preserve">live-schedule-card</w:t>
+      </w:r>
+      <w:r>
+        <w:t xml:space="preserve">,</w:t>
+      </w:r>
+      <w:r>
+        <w:t xml:space="preserve"> </w:t>
+      </w:r>
+      <w:r>
+        <w:rPr>
+          <w:rStyle w:val="VerbatimChar"/>
+        </w:rPr>
+        <w:t xml:space="preserve">coordinator-broadcast-card</w:t>
+      </w:r>
+      <w:r>
+        <w:t xml:space="preserve">,</w:t>
+      </w:r>
+      <w:r>
+        <w:t xml:space="preserve"> </w:t>
+      </w:r>
+      <w:r>
+        <w:rPr>
+          <w:rStyle w:val="VerbatimChar"/>
+        </w:rPr>
+        <w:t xml:space="preserve">banner</w:t>
+      </w:r>
+      <w:r>
+        <w:t xml:space="preserve">,</w:t>
+      </w:r>
+      <w:r>
+        <w:t xml:space="preserve"> </w:t>
+      </w:r>
+      <w:r>
+        <w:rPr>
+          <w:rStyle w:val="VerbatimChar"/>
+        </w:rPr>
+        <w:t xml:space="preserve">grid</w:t>
+      </w:r>
+      <w:r>
+        <w:t xml:space="preserve"> </w:t>
+      </w:r>
+      <w:r>
+        <w:t xml:space="preserve">— but these are dashboard-side; the guest-facing single-scroll thumb-zone live page + bottom action bar (§ 7.1) is not the shipped public surface.</w:t>
+      </w:r>
+      <w:r>
+        <w:t xml:space="preserve"> </w:t>
+      </w:r>
+      <w:r>
+        <w:t xml:space="preserve">-</w:t>
+      </w:r>
+      <w:r>
+        <w:t xml:space="preserve"> </w:t>
+      </w:r>
+      <w:r>
+        <w:rPr>
+          <w:b/>
+          <w:bCs/>
+        </w:rPr>
+        <w:t xml:space="preserve">Offline-first PWA shell (§ 4) is not built</w:t>
+      </w:r>
+      <w:r>
+        <w:t xml:space="preserve"> </w:t>
+      </w:r>
+      <w:r>
+        <w:t xml:space="preserve">— no service-worker precache/event-shell caching, no background-sync queue for guestbook/acks, no PWA install affordance, none of the § 11 perf-budget Lighthouse gate. The platform is otherwise cron-free (owner lock), so the § 8.3 pre-computed schedule-milestone pushes and § 8.2 email-fallback-on-30-min-idle are not wired as described.</w:t>
+      </w:r>
+      <w:r>
+        <w:t xml:space="preserve"> </w:t>
+      </w:r>
+      <w:r>
+        <w:t xml:space="preserve">-</w:t>
+      </w:r>
+      <w:r>
+        <w:t xml:space="preserve"> </w:t>
+      </w:r>
+      <w:r>
+        <w:rPr>
+          <w:b/>
+          <w:bCs/>
+        </w:rPr>
+        <w:t xml:space="preserve">Rehearsal mode (§ 9) + couple live-location sharing (§ 5.4) + broadcast audience-scoping/acks (§ 5.5) are spec-only</w:t>
+      </w:r>
+      <w:r>
+        <w:t xml:space="preserve"> </w:t>
+      </w:r>
+      <w:r>
+        <w:t xml:space="preserve">— no evidence of</w:t>
+      </w:r>
+      <w:r>
+        <w:t xml:space="preserve"> </w:t>
+      </w:r>
+      <w:r>
+        <w:rPr>
+          <w:rStyle w:val="VerbatimChar"/>
+        </w:rPr>
+        <w:t xml:space="preserve">rehearsal_mode_until</w:t>
+      </w:r>
+      <w:r>
+        <w:t xml:space="preserve">,</w:t>
+      </w:r>
+      <w:r>
+        <w:t xml:space="preserve"> </w:t>
+      </w:r>
+      <w:r>
+        <w:rPr>
+          <w:rStyle w:val="VerbatimChar"/>
+        </w:rPr>
+        <w:t xml:space="preserve">couple_live_*</w:t>
+      </w:r>
+      <w:r>
+        <w:t xml:space="preserve">, or</w:t>
+      </w:r>
+      <w:r>
+        <w:t xml:space="preserve"> </w:t>
+      </w:r>
+      <w:r>
+        <w:rPr>
+          <w:rStyle w:val="VerbatimChar"/>
+        </w:rPr>
+        <w:t xml:space="preserve">broadcast_acknowledgments</w:t>
+      </w:r>
+      <w:r>
+        <w:t xml:space="preserve"> </w:t>
+      </w:r>
+      <w:r>
+        <w:t xml:space="preserve">in the shipped flow.</w:t>
+      </w:r>
+      <w:r>
+        <w:t xml:space="preserve"> </w:t>
+      </w:r>
+      <w:r>
+        <w:t xml:space="preserve">- Cross-cutting: any payment/SKU references inherit the 0034 model (apply-then-pay + manual admin approval,</w:t>
+      </w:r>
+      <w:r>
+        <w:t xml:space="preserve"> </w:t>
+      </w:r>
+      <w:r>
+        <w:rPr>
+          <w:b/>
+          <w:bCs/>
+        </w:rPr>
+        <w:t xml:space="preserve">0% commission</w:t>
+      </w:r>
+      <w:r>
+        <w:t xml:space="preserve">, Setnayan Pay convenience fee RETIRED). Photo/reel surfaces depend on Papic, which is</w:t>
+      </w:r>
+      <w:r>
+        <w:t xml:space="preserve"> </w:t>
+      </w:r>
+      <w:r>
+        <w:rPr>
+          <w:rStyle w:val="VerbatimChar"/>
+        </w:rPr>
+        <w:t xml:space="preserve">not_built</w:t>
+      </w:r>
+      <w:r>
+        <w:t xml:space="preserve"> </w:t>
+      </w:r>
+      <w:r>
+        <w:t xml:space="preserve">in the live catalog.</w:t>
+      </w:r>
+    </w:p>
+    <w:p>
+      <w:pPr>
+        <w:pStyle w:val="BlockText"/>
+      </w:pPr>
+      <w:r>
+        <w:t xml:space="preserve">When this body disagrees with the above,</w:t>
+      </w:r>
+      <w:r>
+        <w:t xml:space="preserve"> </w:t>
+      </w:r>
+      <w:r>
+        <w:rPr>
+          <w:b/>
+          <w:bCs/>
+        </w:rPr>
+        <w:t xml:space="preserve">the above wins.</w:t>
       </w:r>
     </w:p>
     <w:p>
@@ -199,7 +646,7 @@
         </w:pict>
       </w:r>
     </w:p>
-    <w:bookmarkStart w:id="9" w:name="why-this-iteration-exists"/>
+    <w:bookmarkStart w:id="10" w:name="why-this-iteration-exists"/>
     <w:p>
       <w:pPr>
         <w:pStyle w:val="Heading2"/>
@@ -342,8 +789,8 @@
         </w:pict>
       </w:r>
     </w:p>
-    <w:bookmarkEnd w:id="9"/>
-    <w:bookmarkStart w:id="11" w:name="X4de85cc8412c381abfed08f5c8a64aea7e09ede"/>
+    <w:bookmarkEnd w:id="10"/>
+    <w:bookmarkStart w:id="12" w:name="X4de85cc8412c381abfed08f5c8a64aea7e09ede"/>
     <w:p>
       <w:pPr>
         <w:pStyle w:val="Heading2"/>
@@ -457,7 +904,7 @@
       <w:r>
         <w:t xml:space="preserve"> </w:t>
       </w:r>
-      <w:hyperlink r:id="rId10">
+      <w:hyperlink r:id="rId11">
         <w:r>
           <w:rPr>
             <w:rStyle w:val="Hyperlink"/>
@@ -1207,8 +1654,8 @@
         </w:pict>
       </w:r>
     </w:p>
-    <w:bookmarkEnd w:id="11"/>
-    <w:bookmarkStart w:id="18" w:name="live-mode-surfaces-six-cards"/>
+    <w:bookmarkEnd w:id="12"/>
+    <w:bookmarkStart w:id="19" w:name="live-mode-surfaces-six-cards"/>
     <w:p>
       <w:pPr>
         <w:pStyle w:val="Heading2"/>
@@ -1225,7 +1672,7 @@
         <w:t xml:space="preserve">The LIVE page is a single vertical scroll on mobile (thumb-zone primary actions per memory rule) and a two-column grid on tablet+. The six cards render in this order; each is responsible for one of the three guest questions or for connecting the guest to the couple’s real-time signals.</w:t>
       </w:r>
     </w:p>
-    <w:bookmarkStart w:id="12" w:name="whats-happening-now-card-top-hero"/>
+    <w:bookmarkStart w:id="13" w:name="whats-happening-now-card-top-hero"/>
     <w:p>
       <w:pPr>
         <w:pStyle w:val="Heading3"/>
@@ -1589,8 +2036,8 @@
         <w:t xml:space="preserve">for guests joining from abroad.</w:t>
       </w:r>
     </w:p>
-    <w:bookmarkEnd w:id="12"/>
-    <w:bookmarkStart w:id="13" w:name="your-table-card"/>
+    <w:bookmarkEnd w:id="13"/>
+    <w:bookmarkStart w:id="14" w:name="your-table-card"/>
     <w:p>
       <w:pPr>
         <w:pStyle w:val="Heading3"/>
@@ -1808,8 +2255,8 @@
         <w:t xml:space="preserve">button → on tablet+, fits the floor plan to the screen and animates a pulse on the guest’s seat.</w:t>
       </w:r>
     </w:p>
-    <w:bookmarkEnd w:id="13"/>
-    <w:bookmarkStart w:id="14" w:name="live-photo-wall-card"/>
+    <w:bookmarkEnd w:id="14"/>
+    <w:bookmarkStart w:id="15" w:name="live-photo-wall-card"/>
     <w:p>
       <w:pPr>
         <w:pStyle w:val="Heading3"/>
@@ -2167,8 +2614,8 @@
         <w:t xml:space="preserve">→ routes to couple-side moderation queue in 0021.</w:t>
       </w:r>
     </w:p>
-    <w:bookmarkEnd w:id="14"/>
-    <w:bookmarkStart w:id="15" w:name="video-guestbook-card"/>
+    <w:bookmarkEnd w:id="15"/>
+    <w:bookmarkStart w:id="16" w:name="video-guestbook-card"/>
     <w:p>
       <w:pPr>
         <w:pStyle w:val="Heading3"/>
@@ -2640,8 +3087,8 @@
         <w:t xml:space="preserve">- Recording stays in IndexedDB until upload completes (background sync handles offline-recorded entries).</w:t>
       </w:r>
     </w:p>
-    <w:bookmarkEnd w:id="15"/>
-    <w:bookmarkStart w:id="16" w:name="live-schedule-card"/>
+    <w:bookmarkEnd w:id="16"/>
+    <w:bookmarkStart w:id="17" w:name="live-schedule-card"/>
     <w:p>
       <w:pPr>
         <w:pStyle w:val="Heading3"/>
@@ -2917,8 +3364,8 @@
         <w:t xml:space="preserve">- Pull-to-refresh on mobile → forces a re-sync of segment statuses (useful when guest just regained signal).</w:t>
       </w:r>
     </w:p>
-    <w:bookmarkEnd w:id="16"/>
-    <w:bookmarkStart w:id="17" w:name="coordinator-broadcast-card-conditional"/>
+    <w:bookmarkEnd w:id="17"/>
+    <w:bookmarkStart w:id="18" w:name="coordinator-broadcast-card-conditional"/>
     <w:p>
       <w:pPr>
         <w:pStyle w:val="Heading3"/>
@@ -3291,9 +3738,9 @@
         </w:pict>
       </w:r>
     </w:p>
-    <w:bookmarkEnd w:id="17"/>
     <w:bookmarkEnd w:id="18"/>
-    <w:bookmarkStart w:id="24" w:name="offline-first-pwa-shell"/>
+    <w:bookmarkEnd w:id="19"/>
+    <w:bookmarkStart w:id="25" w:name="offline-first-pwa-shell"/>
     <w:p>
       <w:pPr>
         <w:pStyle w:val="Heading2"/>
@@ -3310,7 +3757,7 @@
         <w:t xml:space="preserve">Filipino wedding venues frequently have weak or no cellular signal. The day-of surface must boot, render, and answer the guest’s three core questions even when the network is dead.</w:t>
       </w:r>
     </w:p>
-    <w:bookmarkStart w:id="19" w:name="service-worker-caching-strategy"/>
+    <w:bookmarkStart w:id="20" w:name="service-worker-caching-strategy"/>
     <w:p>
       <w:pPr>
         <w:pStyle w:val="Heading3"/>
@@ -3469,8 +3916,8 @@
         <w:t xml:space="preserve">).</w:t>
       </w:r>
     </w:p>
-    <w:bookmarkEnd w:id="19"/>
-    <w:bookmarkStart w:id="20" w:name="offline-degradation-behavior"/>
+    <w:bookmarkEnd w:id="20"/>
+    <w:bookmarkStart w:id="21" w:name="offline-degradation-behavior"/>
     <w:p>
       <w:pPr>
         <w:pStyle w:val="Heading3"/>
@@ -3822,8 +4269,8 @@
         </w:tc>
       </w:tr>
     </w:tbl>
-    <w:bookmarkEnd w:id="20"/>
-    <w:bookmarkStart w:id="21" w:name="pwa-install-affordance"/>
+    <w:bookmarkEnd w:id="21"/>
+    <w:bookmarkStart w:id="22" w:name="pwa-install-affordance"/>
     <w:p>
       <w:pPr>
         <w:pStyle w:val="Heading3"/>
@@ -3974,8 +4421,8 @@
         <w:t xml:space="preserve">.</w:t>
       </w:r>
     </w:p>
-    <w:bookmarkEnd w:id="21"/>
-    <w:bookmarkStart w:id="22" w:name="background-sync"/>
+    <w:bookmarkEnd w:id="22"/>
+    <w:bookmarkStart w:id="23" w:name="background-sync"/>
     <w:p>
       <w:pPr>
         <w:pStyle w:val="Heading3"/>
@@ -4090,8 +4537,8 @@
         <w:t xml:space="preserve">flush on reconnect; conflict resolution = last-write-wins (extremely unlikely the same guest hits the 5-pick cap from two devices simultaneously).</w:t>
       </w:r>
     </w:p>
-    <w:bookmarkEnd w:id="22"/>
-    <w:bookmarkStart w:id="23" w:name="X7ef39dcdb01d07712f14a277f11924b1b632742"/>
+    <w:bookmarkEnd w:id="23"/>
+    <w:bookmarkStart w:id="24" w:name="X7ef39dcdb01d07712f14a277f11924b1b632742"/>
     <w:p>
       <w:pPr>
         <w:pStyle w:val="Heading3"/>
@@ -4174,9 +4621,9 @@
         </w:pict>
       </w:r>
     </w:p>
-    <w:bookmarkEnd w:id="23"/>
     <w:bookmarkEnd w:id="24"/>
-    <w:bookmarkStart w:id="31" w:name="privacy-and-consent"/>
+    <w:bookmarkEnd w:id="25"/>
+    <w:bookmarkStart w:id="32" w:name="privacy-and-consent"/>
     <w:p>
       <w:pPr>
         <w:pStyle w:val="Heading2"/>
@@ -4193,7 +4640,7 @@
         <w:t xml:space="preserve">The day-of surface produces guest-attributable data (photos tagged with them, video-guestbook submissions, broadcast-acknowledgment receipts). RA 10173 + the existing Setnayan Privacy &amp; Security Policy bound how each is handled.</w:t>
       </w:r>
     </w:p>
-    <w:bookmarkStart w:id="25" w:name="tag-consent-handshake"/>
+    <w:bookmarkStart w:id="26" w:name="tag-consent-handshake"/>
     <w:p>
       <w:pPr>
         <w:pStyle w:val="Heading3"/>
@@ -4210,8 +4657,8 @@
         <w:t xml:space="preserve">Per the existing 2026-05-09 decision in CLAUDE.md, peer guest-to-guest tagging is QR-scan only, with a tag-once trust handshake. This iteration inherits that contract — no broader tagging affordances are introduced. A guest’s appearance on the live photo wall reflects the tag-consent state already established upstream.</w:t>
       </w:r>
     </w:p>
-    <w:bookmarkEnd w:id="25"/>
-    <w:bookmarkStart w:id="26" w:name="photo-wall-opt-out"/>
+    <w:bookmarkEnd w:id="26"/>
+    <w:bookmarkStart w:id="27" w:name="photo-wall-opt-out"/>
     <w:p>
       <w:pPr>
         <w:pStyle w:val="Heading3"/>
@@ -4313,8 +4760,8 @@
         <w:t xml:space="preserve">per-photo action is a softer affordance — hides from the guest’s own LIVE wall without affecting any other surface.</w:t>
       </w:r>
     </w:p>
-    <w:bookmarkEnd w:id="26"/>
-    <w:bookmarkStart w:id="27" w:name="video-guestbook-consent-withdrawal"/>
+    <w:bookmarkEnd w:id="27"/>
+    <w:bookmarkStart w:id="28" w:name="video-guestbook-consent-withdrawal"/>
     <w:p>
       <w:pPr>
         <w:pStyle w:val="Heading3"/>
@@ -4380,8 +4827,8 @@
         <w:t xml:space="preserve">) — rejected entries are NOT shown in recap mode and the R2 object is purged within 7 days.</w:t>
       </w:r>
     </w:p>
-    <w:bookmarkEnd w:id="27"/>
-    <w:bookmarkStart w:id="28" w:name="couple-live-location-sharing"/>
+    <w:bookmarkEnd w:id="28"/>
+    <w:bookmarkStart w:id="29" w:name="couple-live-location-sharing"/>
     <w:p>
       <w:pPr>
         <w:pStyle w:val="Heading3"/>
@@ -4463,8 +4910,8 @@
         <w:t xml:space="preserve">Location precision rounded to ~50m to avoid revealing exact GPS coordinates.</w:t>
       </w:r>
     </w:p>
-    <w:bookmarkEnd w:id="28"/>
-    <w:bookmarkStart w:id="29" w:name="broadcast-targeting-privacy"/>
+    <w:bookmarkEnd w:id="29"/>
+    <w:bookmarkStart w:id="30" w:name="broadcast-targeting-privacy"/>
     <w:p>
       <w:pPr>
         <w:pStyle w:val="Heading3"/>
@@ -4588,8 +5035,8 @@
         <w:t xml:space="preserve">) but never as a per-guest breakdown — preserves consent that the guest’s attention isn’t individually tracked.</w:t>
       </w:r>
     </w:p>
-    <w:bookmarkEnd w:id="29"/>
-    <w:bookmarkStart w:id="30" w:name="ra-10173-surfaces-inherited-from-0025"/>
+    <w:bookmarkEnd w:id="30"/>
+    <w:bookmarkStart w:id="31" w:name="ra-10173-surfaces-inherited-from-0025"/>
     <w:p>
       <w:pPr>
         <w:pStyle w:val="Heading3"/>
@@ -4659,9 +5106,9 @@
         </w:pict>
       </w:r>
     </w:p>
-    <w:bookmarkEnd w:id="30"/>
     <w:bookmarkEnd w:id="31"/>
-    <w:bookmarkStart w:id="32" w:name="schema"/>
+    <w:bookmarkEnd w:id="32"/>
+    <w:bookmarkStart w:id="33" w:name="schema"/>
     <w:p>
       <w:pPr>
         <w:pStyle w:val="Heading2"/>
@@ -8294,8 +8741,8 @@
         </w:pict>
       </w:r>
     </w:p>
-    <w:bookmarkEnd w:id="32"/>
-    <w:bookmarkStart w:id="36" w:name="X6c811d51ad1319df233bc2c06cff934c5de7685"/>
+    <w:bookmarkEnd w:id="33"/>
+    <w:bookmarkStart w:id="37" w:name="X6c811d51ad1319df233bc2c06cff934c5de7685"/>
     <w:p>
       <w:pPr>
         <w:pStyle w:val="Heading2"/>
@@ -8304,7 +8751,7 @@
         <w:t xml:space="preserve">7. UI surfaces (guest + couple + coordinator views)</w:t>
       </w:r>
     </w:p>
-    <w:bookmarkStart w:id="33" w:name="guest-live-page"/>
+    <w:bookmarkStart w:id="34" w:name="guest-live-page"/>
     <w:p>
       <w:pPr>
         <w:pStyle w:val="Heading3"/>
@@ -8477,8 +8924,8 @@
         <w:t xml:space="preserve">- All inline detail sheets dismiss on outside-tap or swipe-down (mobile).</w:t>
       </w:r>
     </w:p>
-    <w:bookmarkEnd w:id="33"/>
-    <w:bookmarkStart w:id="34" w:name="couple-live-event-surface-inside-0021"/>
+    <w:bookmarkEnd w:id="34"/>
+    <w:bookmarkStart w:id="35" w:name="couple-live-event-surface-inside-0021"/>
     <w:p>
       <w:pPr>
         <w:pStyle w:val="Heading3"/>
@@ -8732,8 +9179,8 @@
         <w:t xml:space="preserve">— five radio options (coming_soon, pre_event, live, recap, archive, auto).</w:t>
       </w:r>
     </w:p>
-    <w:bookmarkEnd w:id="34"/>
-    <w:bookmarkStart w:id="35" w:name="coordinator-view"/>
+    <w:bookmarkEnd w:id="35"/>
+    <w:bookmarkStart w:id="36" w:name="coordinator-view"/>
     <w:p>
       <w:pPr>
         <w:pStyle w:val="Heading3"/>
@@ -8845,9 +9292,9 @@
         </w:pict>
       </w:r>
     </w:p>
-    <w:bookmarkEnd w:id="35"/>
     <w:bookmarkEnd w:id="36"/>
-    <w:bookmarkStart w:id="40" w:name="notifications-push-email"/>
+    <w:bookmarkEnd w:id="37"/>
+    <w:bookmarkStart w:id="41" w:name="notifications-push-email"/>
     <w:p>
       <w:pPr>
         <w:pStyle w:val="Heading2"/>
@@ -8856,7 +9303,7 @@
         <w:t xml:space="preserve">8. Notifications (push + email)</w:t>
       </w:r>
     </w:p>
-    <w:bookmarkStart w:id="37" w:name="push-pwa-web-push"/>
+    <w:bookmarkStart w:id="38" w:name="push-pwa-web-push"/>
     <w:p>
       <w:pPr>
         <w:pStyle w:val="Heading3"/>
@@ -8997,8 +9444,8 @@
         <w:t xml:space="preserve">Per-event opt-out via the settings sheet in the top bar.</w:t>
       </w:r>
     </w:p>
-    <w:bookmarkEnd w:id="37"/>
-    <w:bookmarkStart w:id="38" w:name="email-fallback-per-0028"/>
+    <w:bookmarkEnd w:id="38"/>
+    <w:bookmarkStart w:id="39" w:name="email-fallback-per-0028"/>
     <w:p>
       <w:pPr>
         <w:pStyle w:val="Heading3"/>
@@ -9150,8 +9597,8 @@
         <w:t xml:space="preserve">class messages.</w:t>
       </w:r>
     </w:p>
-    <w:bookmarkEnd w:id="38"/>
-    <w:bookmarkStart w:id="39" w:name="schedule-milestone-push-pre-computation"/>
+    <w:bookmarkEnd w:id="39"/>
+    <w:bookmarkStart w:id="40" w:name="schedule-milestone-push-pre-computation"/>
     <w:p>
       <w:pPr>
         <w:pStyle w:val="Heading3"/>
@@ -9268,9 +9715,9 @@
         </w:pict>
       </w:r>
     </w:p>
-    <w:bookmarkEnd w:id="39"/>
     <w:bookmarkEnd w:id="40"/>
-    <w:bookmarkStart w:id="41" w:name="wedding-day-rehearsal-mode"/>
+    <w:bookmarkEnd w:id="41"/>
+    <w:bookmarkStart w:id="42" w:name="wedding-day-rehearsal-mode"/>
     <w:p>
       <w:pPr>
         <w:pStyle w:val="Heading2"/>
@@ -9494,8 +9941,8 @@
         </w:pict>
       </w:r>
     </w:p>
-    <w:bookmarkEnd w:id="41"/>
-    <w:bookmarkStart w:id="42" w:name="Xe302e877108ca1a59fe14feff7d4ce71d09ee27"/>
+    <w:bookmarkEnd w:id="42"/>
+    <w:bookmarkStart w:id="43" w:name="Xe302e877108ca1a59fe14feff7d4ce71d09ee27"/>
     <w:p>
       <w:pPr>
         <w:pStyle w:val="Heading2"/>
@@ -9994,8 +10441,8 @@
         </w:pict>
       </w:r>
     </w:p>
-    <w:bookmarkEnd w:id="42"/>
-    <w:bookmarkStart w:id="43" w:name="performance-budgets"/>
+    <w:bookmarkEnd w:id="43"/>
+    <w:bookmarkStart w:id="44" w:name="performance-budgets"/>
     <w:p>
       <w:pPr>
         <w:pStyle w:val="Heading2"/>
@@ -10532,8 +10979,8 @@
         </w:pict>
       </w:r>
     </w:p>
-    <w:bookmarkEnd w:id="43"/>
-    <w:bookmarkStart w:id="44" w:name="acceptance-tests"/>
+    <w:bookmarkEnd w:id="44"/>
+    <w:bookmarkStart w:id="45" w:name="acceptance-tests"/>
     <w:p>
       <w:pPr>
         <w:pStyle w:val="Heading2"/>
@@ -11206,8 +11653,8 @@
         </w:pict>
       </w:r>
     </w:p>
-    <w:bookmarkEnd w:id="44"/>
-    <w:bookmarkStart w:id="45" w:name="decision-log"/>
+    <w:bookmarkEnd w:id="45"/>
+    <w:bookmarkStart w:id="46" w:name="decision-log"/>
     <w:p>
       <w:pPr>
         <w:pStyle w:val="Heading2"/>
@@ -11992,8 +12439,8 @@
         </w:pict>
       </w:r>
     </w:p>
-    <w:bookmarkEnd w:id="45"/>
-    <w:bookmarkStart w:id="46" w:name="companion-documents"/>
+    <w:bookmarkEnd w:id="46"/>
+    <w:bookmarkStart w:id="47" w:name="companion-documents"/>
     <w:p>
       <w:pPr>
         <w:pStyle w:val="Heading2"/>
@@ -12221,8 +12668,8 @@
         <w:t xml:space="preserve">— pricing rules, free-use stance on day-of guest features, decisions referenced inline.</w:t>
       </w:r>
     </w:p>
-    <w:bookmarkEnd w:id="46"/>
     <w:bookmarkEnd w:id="47"/>
+    <w:bookmarkEnd w:id="48"/>
     <w:sectPr>
       <w:footnotePr>
         <w:numRestart w:val="eachSect"/>
